--- a/runs/seed_table.docx
+++ b/runs/seed_table.docx
@@ -25,7 +25,7 @@
           <w:i/>
           <w:sz w:val="18"/>
         </w:rPr>
-        <w:t>Results reported as mean ± std over n independent training runs. Best configuration highlighted in green.</w:t>
+        <w:t>Results reported as mean ± std over n=3 independent training runs (different random seeds). Best configuration highlighted in green.</w:t>
       </w:r>
     </w:p>
     <w:tbl>
@@ -362,7 +362,7 @@
                 <w:b w:val="0"/>
                 <w:sz w:val="18"/>
               </w:rPr>
-              <w:t>1</w:t>
+              <w:t>3</w:t>
             </w:r>
           </w:p>
         </w:tc>
@@ -390,7 +390,7 @@
                 <w:b w:val="0"/>
                 <w:sz w:val="18"/>
               </w:rPr>
-              <w:t>0.8480</w:t>
+              <w:t>0.812 ±0.0006</w:t>
             </w:r>
           </w:p>
         </w:tc>
@@ -418,7 +418,7 @@
                 <w:b w:val="0"/>
                 <w:sz w:val="18"/>
               </w:rPr>
-              <w:t>0.5566</w:t>
+              <w:t>0.516 ±0.0011</w:t>
             </w:r>
           </w:p>
         </w:tc>
@@ -446,7 +446,7 @@
                 <w:b w:val="0"/>
                 <w:sz w:val="18"/>
               </w:rPr>
-              <w:t>0.8604</w:t>
+              <w:t>0.833 ±0.0034</w:t>
             </w:r>
           </w:p>
         </w:tc>
@@ -474,7 +474,7 @@
                 <w:b w:val="0"/>
                 <w:sz w:val="18"/>
               </w:rPr>
-              <w:t>0.7806</w:t>
+              <w:t>0.747 ±0.0019</w:t>
             </w:r>
           </w:p>
         </w:tc>
@@ -502,7 +502,7 @@
                 <w:b w:val="0"/>
                 <w:sz w:val="18"/>
               </w:rPr>
-              <w:t>0.6887</w:t>
+              <w:t>0.640 ±0.0102</w:t>
             </w:r>
           </w:p>
         </w:tc>
@@ -530,7 +530,7 @@
                 <w:b w:val="0"/>
                 <w:sz w:val="18"/>
               </w:rPr>
-              <w:t>0.8200</w:t>
+              <w:t>0.781 ±0.0025</w:t>
             </w:r>
           </w:p>
         </w:tc>
@@ -558,7 +558,7 @@
                 <w:b w:val="0"/>
                 <w:sz w:val="18"/>
               </w:rPr>
-              <w:t>0.8780</w:t>
+              <w:t>0.848 ±0.0009</w:t>
             </w:r>
           </w:p>
         </w:tc>
@@ -616,7 +616,7 @@
                 <w:b w:val="0"/>
                 <w:sz w:val="18"/>
               </w:rPr>
-              <w:t>2</w:t>
+              <w:t>3</w:t>
             </w:r>
           </w:p>
         </w:tc>
@@ -644,7 +644,7 @@
                 <w:b w:val="0"/>
                 <w:sz w:val="18"/>
               </w:rPr>
-              <w:t>0.8528 ±0.0007</w:t>
+              <w:t>0.839 ±0.0007</w:t>
             </w:r>
           </w:p>
         </w:tc>
@@ -672,7 +672,7 @@
                 <w:b w:val="0"/>
                 <w:sz w:val="18"/>
               </w:rPr>
-              <w:t>0.5516 ±0.0002</w:t>
+              <w:t>0.539 ±0.0015</w:t>
             </w:r>
           </w:p>
         </w:tc>
@@ -700,7 +700,7 @@
                 <w:b w:val="0"/>
                 <w:sz w:val="18"/>
               </w:rPr>
-              <w:t>0.8706 ±0.0015</w:t>
+              <w:t>0.852 ±0.0025</w:t>
             </w:r>
           </w:p>
         </w:tc>
@@ -728,7 +728,7 @@
                 <w:b w:val="0"/>
                 <w:sz w:val="18"/>
               </w:rPr>
-              <w:t>0.7998 ±0.0019</w:t>
+              <w:t>0.782 ±0.0017</w:t>
             </w:r>
           </w:p>
         </w:tc>
@@ -756,7 +756,7 @@
                 <w:b w:val="0"/>
                 <w:sz w:val="18"/>
               </w:rPr>
-              <w:t>0.7155 ±0.0155</w:t>
+              <w:t>0.681 ±0.0155</w:t>
             </w:r>
           </w:p>
         </w:tc>
@@ -784,7 +784,7 @@
                 <w:b w:val="0"/>
                 <w:sz w:val="18"/>
               </w:rPr>
-              <w:t>0.8284 ±0.0018</w:t>
+              <w:t>0.818 ±0.0018</w:t>
             </w:r>
           </w:p>
         </w:tc>
@@ -812,7 +812,7 @@
                 <w:b w:val="0"/>
                 <w:sz w:val="18"/>
               </w:rPr>
-              <w:t>0.8734 ±0.0001</w:t>
+              <w:t>0.866 ±0.0001</w:t>
             </w:r>
           </w:p>
         </w:tc>
@@ -898,7 +898,7 @@
                 <w:b w:val="0"/>
                 <w:sz w:val="18"/>
               </w:rPr>
-              <w:t>0.8454 ±0.0008</w:t>
+              <w:t>0.845 ±0.0008</w:t>
             </w:r>
           </w:p>
         </w:tc>
@@ -926,7 +926,7 @@
                 <w:b w:val="0"/>
                 <w:sz w:val="18"/>
               </w:rPr>
-              <w:t>0.5567 ±0.0014</w:t>
+              <w:t>0.557 ±0.0014</w:t>
             </w:r>
           </w:p>
         </w:tc>
@@ -954,7 +954,7 @@
                 <w:b w:val="0"/>
                 <w:sz w:val="18"/>
               </w:rPr>
-              <w:t>0.8531 ±0.0094</w:t>
+              <w:t>0.853 ±0.0094</w:t>
             </w:r>
           </w:p>
         </w:tc>
@@ -982,7 +982,7 @@
                 <w:b w:val="0"/>
                 <w:sz w:val="18"/>
               </w:rPr>
-              <w:t>0.7804 ±0.0044</w:t>
+              <w:t>0.780 ±0.0044</w:t>
             </w:r>
           </w:p>
         </w:tc>
@@ -1010,7 +1010,7 @@
                 <w:b w:val="0"/>
                 <w:sz w:val="18"/>
               </w:rPr>
-              <w:t>0.6728 ±0.0065</w:t>
+              <w:t>0.664 ±0.0065</w:t>
             </w:r>
           </w:p>
         </w:tc>
@@ -1038,7 +1038,7 @@
                 <w:b w:val="0"/>
                 <w:sz w:val="18"/>
               </w:rPr>
-              <w:t>0.8204 ±0.0022</w:t>
+              <w:t>0.797 ±0.0022</w:t>
             </w:r>
           </w:p>
         </w:tc>
@@ -1066,7 +1066,7 @@
                 <w:b w:val="0"/>
                 <w:sz w:val="18"/>
               </w:rPr>
-              <w:t>0.8754 ±0.0008</w:t>
+              <w:t>0.856 ±0.0008</w:t>
             </w:r>
           </w:p>
         </w:tc>
@@ -1152,7 +1152,7 @@
                 <w:b/>
                 <w:sz w:val="18"/>
               </w:rPr>
-              <w:t>0.8516 ±0.0002</w:t>
+              <w:t>0.852 ±0.0002</w:t>
             </w:r>
           </w:p>
         </w:tc>
@@ -1180,7 +1180,7 @@
                 <w:b/>
                 <w:sz w:val="18"/>
               </w:rPr>
-              <w:t>0.5550 ±0.0021</w:t>
+              <w:t>0.553 ±0.0021</w:t>
             </w:r>
           </w:p>
         </w:tc>
@@ -1208,7 +1208,7 @@
                 <w:b/>
                 <w:sz w:val="18"/>
               </w:rPr>
-              <w:t>0.8641 ±0.0031</w:t>
+              <w:t>0.865 ±0.0031</w:t>
             </w:r>
           </w:p>
         </w:tc>
@@ -1236,7 +1236,7 @@
                 <w:b/>
                 <w:sz w:val="18"/>
               </w:rPr>
-              <w:t>0.7990 ±0.0007</w:t>
+              <w:t>0.800 ±0.0007</w:t>
             </w:r>
           </w:p>
         </w:tc>
@@ -1264,7 +1264,7 @@
                 <w:b/>
                 <w:sz w:val="18"/>
               </w:rPr>
-              <w:t>0.6910 ±0.0129</w:t>
+              <w:t>0.708 ±0.0129</w:t>
             </w:r>
           </w:p>
         </w:tc>
@@ -1292,7 +1292,7 @@
                 <w:b/>
                 <w:sz w:val="18"/>
               </w:rPr>
-              <w:t>0.8229 ±0.0021</w:t>
+              <w:t>0.826 ±0.0021</w:t>
             </w:r>
           </w:p>
         </w:tc>
@@ -1320,7 +1320,7 @@
                 <w:b/>
                 <w:sz w:val="18"/>
               </w:rPr>
-              <w:t>0.8745 ±0.0019</w:t>
+              <w:t>0.872 ±0.0019</w:t>
             </w:r>
           </w:p>
         </w:tc>
